--- a/examples/test.docx
+++ b/examples/test.docx
@@ -43,7 +43,7 @@
           <w:szCs w:val="21"/>
           <w:rFonts w:ascii="Century" w:hAnsi="Century" w:cs="Century" w:eastAsia="游明朝"/>
         </w:rPr>
-        <w:t xml:space="preserve">本文書はmd2wordのスタイル適用をテストするためのサンプルである。標準（Normal）スタイルで本文が表示され、見出しには自動番号が付与される。</w:t>
+        <w:t xml:space="preserve">この文書はmd2docxのスタイル適用を確認するためのサンプルだ。本文は標準スタイルで表示され、見出しには自動番号が付く。</w:t>
       </w:r>
     </w:p>
     <w:p>
@@ -57,7 +57,7 @@
           <w:szCs w:val="21"/>
           <w:rFonts w:ascii="Century" w:hAnsi="Century" w:cs="Century" w:eastAsia="游明朝"/>
         </w:rPr>
-        <w:t xml:space="preserve">日本語とEnglishが混在するテキストでの表示確認を行う。REST APIなどの技術用語も含む。</w:t>
+        <w:t xml:space="preserve">日本語とEnglishが混在するテキストでの表示確認も兼ねている。REST APIといった技術用語も含む。</w:t>
       </w:r>
     </w:p>
     <w:p>
@@ -101,61 +101,7 @@
           <w:szCs w:val="21"/>
           <w:rFonts w:ascii="Century" w:hAnsi="Century" w:cs="Century" w:eastAsia="游明朝"/>
         </w:rPr>
-        <w:t xml:space="preserve">システムは以下の構成で動作する。</w:t>
-      </w:r>
-    </w:p>
-    <w:p>
-      <w:pPr>
-        <w:rPr/>
-        <w:pStyle w:val="BulletList"/>
-        <w:numPr>
-          <w:numId w:val="3"/>
-          <w:ilvl w:val="0"/>
-        </w:numPr>
-      </w:pPr>
-      <w:r>
-        <w:rPr>
-          <w:sz w:val="21"/>
-          <w:szCs w:val="21"/>
-          <w:rFonts w:ascii="Century" w:hAnsi="Century" w:cs="Century" w:eastAsia="游明朝"/>
-        </w:rPr>
-        <w:t xml:space="preserve">フロントエンド: React + TypeScript</w:t>
-      </w:r>
-    </w:p>
-    <w:p>
-      <w:pPr>
-        <w:rPr/>
-        <w:pStyle w:val="BulletList"/>
-        <w:numPr>
-          <w:numId w:val="3"/>
-          <w:ilvl w:val="0"/>
-        </w:numPr>
-      </w:pPr>
-      <w:r>
-        <w:rPr>
-          <w:sz w:val="21"/>
-          <w:szCs w:val="21"/>
-          <w:rFonts w:ascii="Century" w:hAnsi="Century" w:cs="Century" w:eastAsia="游明朝"/>
-        </w:rPr>
-        <w:t xml:space="preserve">バックエンド: Python / Flask</w:t>
-      </w:r>
-    </w:p>
-    <w:p>
-      <w:pPr>
-        <w:rPr/>
-        <w:pStyle w:val="BulletList"/>
-        <w:numPr>
-          <w:numId w:val="3"/>
-          <w:ilvl w:val="0"/>
-        </w:numPr>
-      </w:pPr>
-      <w:r>
-        <w:rPr>
-          <w:sz w:val="21"/>
-          <w:szCs w:val="21"/>
-          <w:rFonts w:ascii="Century" w:hAnsi="Century" w:cs="Century" w:eastAsia="游明朝"/>
-        </w:rPr>
-        <w:t xml:space="preserve">データベース: PostgreSQL</w:t>
+        <w:t xml:space="preserve">システムはフロントエンドにReactとTypeScript、バックエンドにPythonとFlask、データベースにPostgreSQLを採用している。</w:t>
       </w:r>
     </w:p>
     <w:p>
@@ -184,7 +130,7 @@
           <w:szCs w:val="21"/>
           <w:rFonts w:ascii="Century" w:hAnsi="Century" w:cs="Century" w:eastAsia="游明朝"/>
         </w:rPr>
-        <w:t xml:space="preserve">以下にシステムの構成図を示す。</w:t>
+        <w:t xml:space="preserve">システムの構成図を以下に示す。</w:t>
       </w:r>
     </w:p>
     <w:p>
@@ -279,7 +225,7 @@
           <w:szCs w:val="21"/>
           <w:rFonts w:ascii="Century" w:hAnsi="Century" w:cs="Century" w:eastAsia="游明朝"/>
         </w:rPr>
-        <w:t xml:space="preserve">上図はシステム全体のアーキテクチャを示している。</w:t>
+        <w:t xml:space="preserve">この図がシステム全体の構成を表している。</w:t>
       </w:r>
     </w:p>
     <w:p>
@@ -309,7 +255,7 @@
       </w:pPr>
       <w:r>
         <w:rPr/>
-        <w:t xml:space="preserve">API 仕様</w:t>
+        <w:t xml:space="preserve">API仕様</w:t>
       </w:r>
     </w:p>
     <w:p>
@@ -323,7 +269,7 @@
           <w:szCs w:val="21"/>
           <w:rFonts w:ascii="Century" w:hAnsi="Century" w:cs="Century" w:eastAsia="游明朝"/>
         </w:rPr>
-        <w:t xml:space="preserve">エンドポイントの一覧を以下に示す。</w:t>
+        <w:t xml:space="preserve">エンドポイントは以下の3つである。</w:t>
       </w:r>
     </w:p>
     <w:p>
@@ -485,7 +431,7 @@
                 <w:szCs w:val="21"/>
                 <w:rFonts w:ascii="Century" w:hAnsi="Century" w:cs="Century" w:eastAsia="游明朝"/>
               </w:rPr>
-              <w:t xml:space="preserve">データセット一覧取得</w:t>
+              <w:t xml:space="preserve">データセット一覧を取得する</w:t>
             </w:r>
           </w:p>
         </w:tc>
@@ -536,7 +482,7 @@
                 <w:szCs w:val="21"/>
                 <w:rFonts w:ascii="Century" w:hAnsi="Century" w:cs="Century" w:eastAsia="游明朝"/>
               </w:rPr>
-              <w:t xml:space="preserve">データセット登録</w:t>
+              <w:t xml:space="preserve">新規データセットを登録する</w:t>
             </w:r>
           </w:p>
         </w:tc>
@@ -587,12 +533,26 @@
                 <w:szCs w:val="21"/>
                 <w:rFonts w:ascii="Century" w:hAnsi="Century" w:cs="Century" w:eastAsia="游明朝"/>
               </w:rPr>
-              <w:t xml:space="preserve">データセット削除</w:t>
+              <w:t xml:space="preserve">指定したデータセットを削除する</w:t>
             </w:r>
           </w:p>
         </w:tc>
       </w:tr>
     </w:tbl>
+    <w:p>
+      <w:pPr>
+        <w:rPr/>
+        <w:pStyle w:val="13"/>
+      </w:pPr>
+      <w:r>
+        <w:rPr>
+          <w:sz w:val="21"/>
+          <w:szCs w:val="21"/>
+          <w:rFonts w:ascii="Century" w:hAnsi="Century" w:cs="Century" w:eastAsia="游明朝"/>
+        </w:rPr>
+        <w:t xml:space="preserve">各エンドポイントの詳細は次節以降で述べる。</w:t>
+      </w:r>
+    </w:p>
     <w:p>
       <w:pPr>
         <w:rPr/>
@@ -619,39 +579,15 @@
           <w:szCs w:val="21"/>
           <w:rFonts w:ascii="Century" w:hAnsi="Century" w:cs="Century" w:eastAsia="游明朝"/>
         </w:rPr>
-        <w:t xml:space="preserve">認証には </w:t>
-      </w:r>
-      <w:r>
-        <w:rPr>
-          <w:sz w:val="21"/>
-          <w:szCs w:val="21"/>
-          <w:rFonts w:ascii="Century" w:hAnsi="Century" w:cs="Century" w:eastAsia="游明朝"/>
-        </w:rPr>
-        <w:t xml:space="preserve">JWTトークン</w:t>
-      </w:r>
-      <w:r>
-        <w:rPr>
-          <w:sz w:val="21"/>
-          <w:szCs w:val="21"/>
-          <w:rFonts w:ascii="Century" w:hAnsi="Century" w:cs="Century" w:eastAsia="游明朝"/>
-        </w:rPr>
-        <w:t xml:space="preserve"> を使用する。</w:t>
-      </w:r>
-      <w:r>
-        <w:rPr>
-          <w:sz w:val="21"/>
-          <w:szCs w:val="21"/>
-          <w:rFonts w:ascii="Century" w:hAnsi="Century" w:cs="Century" w:eastAsia="游明朝"/>
-        </w:rPr>
-        <w:t xml:space="preserve">「Authorization: Bearer &lt;token&gt;」</w:t>
-      </w:r>
-      <w:r>
-        <w:rPr>
-          <w:sz w:val="21"/>
-          <w:szCs w:val="21"/>
-          <w:rFonts w:ascii="Century" w:hAnsi="Century" w:cs="Century" w:eastAsia="游明朝"/>
-        </w:rPr>
-        <w:t xml:space="preserve"> ヘッダで送信する。</w:t>
+        <w:t xml:space="preserve">認証にはJWTトークンを使う。Authorization: Bearer </w:t>
+      </w:r>
+      <w:r>
+        <w:rPr>
+          <w:sz w:val="21"/>
+          <w:szCs w:val="21"/>
+          <w:rFonts w:ascii="Century" w:hAnsi="Century" w:cs="Century" w:eastAsia="游明朝"/>
+        </w:rPr>
+        <w:t xml:space="preserve">ヘッダに載せて送信する。</w:t>
       </w:r>
     </w:p>
     <w:p>
@@ -680,89 +616,7 @@
           <w:szCs w:val="21"/>
           <w:rFonts w:ascii="Century" w:hAnsi="Century" w:cs="Century" w:eastAsia="游明朝"/>
         </w:rPr>
-        <w:t xml:space="preserve">トークンの有効期限は </w:t>
-      </w:r>
-      <w:r>
-        <w:rPr>
-          <w:sz w:val="21"/>
-          <w:szCs w:val="21"/>
-          <w:rFonts w:ascii="Century" w:hAnsi="Century" w:cs="Century" w:eastAsia="游明朝"/>
-        </w:rPr>
-        <w:t xml:space="preserve">30分</w:t>
-      </w:r>
-      <w:r>
-        <w:rPr>
-          <w:sz w:val="21"/>
-          <w:szCs w:val="21"/>
-          <w:rFonts w:ascii="Century" w:hAnsi="Century" w:cs="Century" w:eastAsia="游明朝"/>
-        </w:rPr>
-        <w:t xml:space="preserve"> とし、リフレッシュトークンで更新する。</w:t>
-      </w:r>
-    </w:p>
-    <w:p>
-      <w:pPr>
-        <w:rPr/>
-        <w:ind w:left="360" w:right="0"/>
-      </w:pPr>
-      <w:r>
-        <w:rPr>
-          <w:sz w:val="21"/>
-          <w:szCs w:val="21"/>
-          <w:rFonts w:ascii="Century" w:hAnsi="Century" w:cs="Century" w:eastAsia="游明朝"/>
-        </w:rPr>
-        <w:t xml:space="preserve">1. </w:t>
-      </w:r>
-      <w:r>
-        <w:rPr>
-          <w:sz w:val="21"/>
-          <w:szCs w:val="21"/>
-          <w:rFonts w:ascii="Century" w:hAnsi="Century" w:cs="Century" w:eastAsia="游明朝"/>
-        </w:rPr>
-        <w:t xml:space="preserve">クライアントがログイン情報を送信</w:t>
-      </w:r>
-    </w:p>
-    <w:p>
-      <w:pPr>
-        <w:rPr/>
-        <w:ind w:left="360" w:right="0"/>
-      </w:pPr>
-      <w:r>
-        <w:rPr>
-          <w:sz w:val="21"/>
-          <w:szCs w:val="21"/>
-          <w:rFonts w:ascii="Century" w:hAnsi="Century" w:cs="Century" w:eastAsia="游明朝"/>
-        </w:rPr>
-        <w:t xml:space="preserve">2. </w:t>
-      </w:r>
-      <w:r>
-        <w:rPr>
-          <w:sz w:val="21"/>
-          <w:szCs w:val="21"/>
-          <w:rFonts w:ascii="Century" w:hAnsi="Century" w:cs="Century" w:eastAsia="游明朝"/>
-        </w:rPr>
-        <w:t xml:space="preserve">サーバーがJWTを発行</w:t>
-      </w:r>
-    </w:p>
-    <w:p>
-      <w:pPr>
-        <w:rPr/>
-        <w:ind w:left="360" w:right="0"/>
-      </w:pPr>
-      <w:r>
-        <w:rPr>
-          <w:sz w:val="21"/>
-          <w:szCs w:val="21"/>
-          <w:rFonts w:ascii="Century" w:hAnsi="Century" w:cs="Century" w:eastAsia="游明朝"/>
-        </w:rPr>
-        <w:t xml:space="preserve">3. </w:t>
-      </w:r>
-      <w:r>
-        <w:rPr>
-          <w:sz w:val="21"/>
-          <w:szCs w:val="21"/>
-          <w:rFonts w:ascii="Century" w:hAnsi="Century" w:cs="Century" w:eastAsia="游明朝"/>
-        </w:rPr>
-        <w:t xml:space="preserve">クライアントがヘッダに付与してリクエスト</w:t>
+        <w:t xml:space="preserve">トークンの有効期限は30分で、リフレッシュトークンによって更新する。クライアントがログイン情報を送ると、サーバーがJWTを発行する。以降、クライアントはそのトークンをヘッダに付けてリクエストを送る。</w:t>
       </w:r>
     </w:p>
     <w:p>
@@ -791,7 +645,7 @@
           <w:szCs w:val="21"/>
           <w:rFonts w:ascii="Century" w:hAnsi="Century" w:cs="Century" w:eastAsia="游明朝"/>
         </w:rPr>
-        <w:t xml:space="preserve">認証エラー時は以下のJSONを返す。</w:t>
+        <w:t xml:space="preserve">認証エラー時は次のJSONを返す。</w:t>
       </w:r>
     </w:p>
     <w:p>
@@ -857,13 +711,8 @@
           <w:szCs w:val="21"/>
           <w:rFonts w:ascii="Century" w:hAnsi="Century" w:cs="Century" w:eastAsia="游明朝"/>
         </w:rPr>
-        <w:t xml:space="preserve">注意:本仕様は暫定版であり、セキュリティレビュー後に変更される可能性がある。</w:t>
-      </w:r>
-    </w:p>
-    <w:p>
-      <w:pPr>
-        <w:rPr/>
-      </w:pPr>
+        <w:t xml:space="preserve">なお本仕様は暫定版であり、セキュリティレビュー後に変更される可能性がある。</w:t>
+      </w:r>
     </w:p>
     <w:p>
       <w:pPr>
@@ -876,7 +725,7 @@
           <w:szCs w:val="21"/>
           <w:rFonts w:ascii="Century" w:hAnsi="Century" w:cs="Century" w:eastAsia="游明朝"/>
         </w:rPr>
-        <w:t xml:space="preserve">以上でテスト文書を終了する。</w:t>
+        <w:t xml:space="preserve">以上でテスト文書を終える。</w:t>
       </w:r>
     </w:p>
     <w:sectPr>

--- a/examples/test.docx
+++ b/examples/test.docx
@@ -304,8 +304,8 @@
     </w:p>
     <w:tbl>
       <w:tblPr>
-        <w:tblW w:w="0" w:type="auto"/>
-        <w:jc w:val="left"/>
+        <w:tblW w:w="5000" w:type="pct"/>
+        <w:jc w:val="center"/>
         <w:tblBorders>
           <w:top w:val="single" w:sz="2" w:space="0" w:color="000000"/>
           <w:left w:val="single" w:sz="2" w:space="0" w:color="000000"/>
@@ -314,12 +314,28 @@
           <w:insideH w:val="single" w:sz="2" w:space="0" w:color="000000"/>
           <w:insideV w:val="single" w:sz="2" w:space="0" w:color="000000"/>
         </w:tblBorders>
+        <w:tblCellMar>
+          <w:top w:w="80" w:type="dxa"/>
+          <w:left w:w="80" w:type="dxa"/>
+          <w:bottom w:w="80" w:type="dxa"/>
+          <w:right w:w="80" w:type="dxa"/>
+        </w:tblCellMar>
+        <w:tblLayout w:type="fixed"/>
       </w:tblPr>
-      <w:tblGrid/>
+      <w:tblGrid>
+        <w:gridCol w:w="2835" w:type="dxa"/>
+        <w:gridCol w:w="2835" w:type="dxa"/>
+        <w:gridCol w:w="2834" w:type="dxa"/>
+      </w:tblGrid>
       <w:tr>
-        <w:trPr/>
+        <w:trPr>
+          <w:cantSplit/>
+        </w:trPr>
         <w:tc>
-          <w:tcPr/>
+          <w:tcPr>
+            <w:tcW w:w="2835" w:type="dxa"/>
+            <w:vAlign w:val="center"/>
+          </w:tcPr>
           <w:p>
             <w:pPr>
               <w:rPr>
@@ -327,6 +343,7 @@
                 <w:bCs/>
                 <w:rFonts w:ascii="Century" w:hAnsi="Century" w:cs="Century" w:eastAsia="游ゴシック"/>
               </w:rPr>
+              <w:jc w:val="center"/>
             </w:pPr>
             <w:r>
               <w:rPr>
@@ -341,7 +358,10 @@
           </w:p>
         </w:tc>
         <w:tc>
-          <w:tcPr/>
+          <w:tcPr>
+            <w:tcW w:w="2835" w:type="dxa"/>
+            <w:vAlign w:val="center"/>
+          </w:tcPr>
           <w:p>
             <w:pPr>
               <w:rPr>
@@ -349,6 +369,7 @@
                 <w:bCs/>
                 <w:rFonts w:ascii="Century" w:hAnsi="Century" w:cs="Century" w:eastAsia="游ゴシック"/>
               </w:rPr>
+              <w:jc w:val="center"/>
             </w:pPr>
             <w:r>
               <w:rPr>
@@ -363,7 +384,10 @@
           </w:p>
         </w:tc>
         <w:tc>
-          <w:tcPr/>
+          <w:tcPr>
+            <w:tcW w:w="2834" w:type="dxa"/>
+            <w:vAlign w:val="center"/>
+          </w:tcPr>
           <w:p>
             <w:pPr>
               <w:rPr>
@@ -371,6 +395,7 @@
                 <w:bCs/>
                 <w:rFonts w:ascii="Century" w:hAnsi="Century" w:cs="Century" w:eastAsia="游ゴシック"/>
               </w:rPr>
+              <w:jc w:val="center"/>
             </w:pPr>
             <w:r>
               <w:rPr>
@@ -386,12 +411,18 @@
         </w:tc>
       </w:tr>
       <w:tr>
-        <w:trPr/>
+        <w:trPr>
+          <w:cantSplit/>
+        </w:trPr>
         <w:tc>
-          <w:tcPr/>
+          <w:tcPr>
+            <w:tcW w:w="2835" w:type="dxa"/>
+            <w:vAlign w:val="center"/>
+          </w:tcPr>
           <w:p>
             <w:pPr>
               <w:rPr/>
+              <w:jc w:val="left"/>
             </w:pPr>
             <w:r>
               <w:rPr>
@@ -404,10 +435,14 @@
           </w:p>
         </w:tc>
         <w:tc>
-          <w:tcPr/>
+          <w:tcPr>
+            <w:tcW w:w="2835" w:type="dxa"/>
+            <w:vAlign w:val="center"/>
+          </w:tcPr>
           <w:p>
             <w:pPr>
               <w:rPr/>
+              <w:jc w:val="left"/>
             </w:pPr>
             <w:r>
               <w:rPr>
@@ -420,10 +455,14 @@
           </w:p>
         </w:tc>
         <w:tc>
-          <w:tcPr/>
+          <w:tcPr>
+            <w:tcW w:w="2834" w:type="dxa"/>
+            <w:vAlign w:val="center"/>
+          </w:tcPr>
           <w:p>
             <w:pPr>
               <w:rPr/>
+              <w:jc w:val="left"/>
             </w:pPr>
             <w:r>
               <w:rPr>
@@ -437,12 +476,18 @@
         </w:tc>
       </w:tr>
       <w:tr>
-        <w:trPr/>
+        <w:trPr>
+          <w:cantSplit/>
+        </w:trPr>
         <w:tc>
-          <w:tcPr/>
+          <w:tcPr>
+            <w:tcW w:w="2835" w:type="dxa"/>
+            <w:vAlign w:val="center"/>
+          </w:tcPr>
           <w:p>
             <w:pPr>
               <w:rPr/>
+              <w:jc w:val="left"/>
             </w:pPr>
             <w:r>
               <w:rPr>
@@ -455,10 +500,14 @@
           </w:p>
         </w:tc>
         <w:tc>
-          <w:tcPr/>
+          <w:tcPr>
+            <w:tcW w:w="2835" w:type="dxa"/>
+            <w:vAlign w:val="center"/>
+          </w:tcPr>
           <w:p>
             <w:pPr>
               <w:rPr/>
+              <w:jc w:val="left"/>
             </w:pPr>
             <w:r>
               <w:rPr>
@@ -471,10 +520,14 @@
           </w:p>
         </w:tc>
         <w:tc>
-          <w:tcPr/>
+          <w:tcPr>
+            <w:tcW w:w="2834" w:type="dxa"/>
+            <w:vAlign w:val="center"/>
+          </w:tcPr>
           <w:p>
             <w:pPr>
               <w:rPr/>
+              <w:jc w:val="left"/>
             </w:pPr>
             <w:r>
               <w:rPr>
@@ -488,12 +541,18 @@
         </w:tc>
       </w:tr>
       <w:tr>
-        <w:trPr/>
+        <w:trPr>
+          <w:cantSplit/>
+        </w:trPr>
         <w:tc>
-          <w:tcPr/>
+          <w:tcPr>
+            <w:tcW w:w="2835" w:type="dxa"/>
+            <w:vAlign w:val="center"/>
+          </w:tcPr>
           <w:p>
             <w:pPr>
               <w:rPr/>
+              <w:jc w:val="left"/>
             </w:pPr>
             <w:r>
               <w:rPr>
@@ -506,10 +565,14 @@
           </w:p>
         </w:tc>
         <w:tc>
-          <w:tcPr/>
+          <w:tcPr>
+            <w:tcW w:w="2835" w:type="dxa"/>
+            <w:vAlign w:val="center"/>
+          </w:tcPr>
           <w:p>
             <w:pPr>
               <w:rPr/>
+              <w:jc w:val="left"/>
             </w:pPr>
             <w:r>
               <w:rPr>
@@ -522,10 +585,14 @@
           </w:p>
         </w:tc>
         <w:tc>
-          <w:tcPr/>
+          <w:tcPr>
+            <w:tcW w:w="2834" w:type="dxa"/>
+            <w:vAlign w:val="center"/>
+          </w:tcPr>
           <w:p>
             <w:pPr>
               <w:rPr/>
+              <w:jc w:val="left"/>
             </w:pPr>
             <w:r>
               <w:rPr>
